--- a/CS SEMINAR/New folder/STENOGRAPHY HOLMA.docx
+++ b/CS SEMINAR/New folder/STENOGRAPHY HOLMA.docx
@@ -39,6 +39,15 @@
           <w:szCs w:val="24"/>
         </w:rPr>
         <w:t>NOGRAPHY TECHNIQUE</w:t>
+      </w:r>
+      <w:r>
+        <w:rPr>
+          <w:b/>
+          <w:color w:val="171717" w:themeColor="background2" w:themeShade="1A"/>
+          <w:sz w:val="24"/>
+          <w:szCs w:val="24"/>
+        </w:rPr>
+        <w:t>S</w:t>
       </w:r>
     </w:p>
     <w:p>
@@ -678,6 +687,15 @@
           <w:szCs w:val="24"/>
         </w:rPr>
         <w:t>NOGRAPHY TECHNIQUE</w:t>
+      </w:r>
+      <w:r>
+        <w:rPr>
+          <w:b/>
+          <w:color w:val="171717" w:themeColor="background2" w:themeShade="1A"/>
+          <w:sz w:val="24"/>
+          <w:szCs w:val="24"/>
+        </w:rPr>
+        <w:t>S</w:t>
       </w:r>
     </w:p>
     <w:p>
@@ -2988,6 +3006,8 @@
           <w:szCs w:val="24"/>
         </w:rPr>
       </w:pPr>
+      <w:bookmarkStart w:id="0" w:name="_GoBack"/>
+      <w:bookmarkEnd w:id="0"/>
       <w:r>
         <w:rPr>
           <w:color w:val="171717" w:themeColor="background2" w:themeShade="1A"/>
@@ -3009,17 +3029,23 @@
           <w:sz w:val="24"/>
           <w:szCs w:val="24"/>
         </w:rPr>
-        <w:t xml:space="preserve">Saleh, Aly &amp; </w:t>
-      </w:r>
-      <w:proofErr w:type="spellStart"/>
-      <w:r>
-        <w:rPr>
-          <w:sz w:val="24"/>
-          <w:szCs w:val="24"/>
-        </w:rPr>
-        <w:t>Omara</w:t>
-      </w:r>
-      <w:proofErr w:type="spellEnd"/>
+        <w:t>Saleh</w:t>
+      </w:r>
+      <w:r>
+        <w:rPr>
+          <w:sz w:val="24"/>
+          <w:szCs w:val="24"/>
+        </w:rPr>
+        <w:t xml:space="preserve"> </w:t>
+      </w:r>
+      <w:r>
+        <w:rPr>
+          <w:i/>
+          <w:sz w:val="24"/>
+          <w:szCs w:val="24"/>
+        </w:rPr>
+        <w:t>et al.</w:t>
+      </w:r>
       <w:r>
         <w:rPr>
           <w:sz w:val="24"/>
@@ -3033,17 +3059,13 @@
           <w:sz w:val="24"/>
           <w:szCs w:val="24"/>
         </w:rPr>
-        <w:t xml:space="preserve">: </w:t>
-      </w:r>
-    </w:p>
-    <w:p>
-      <w:pPr>
-        <w:numPr>
-          <w:ilvl w:val="0"/>
-          <w:numId w:val="2"/>
-        </w:numPr>
+        <w:t>:</w:t>
+      </w:r>
+    </w:p>
+    <w:p>
+      <w:pPr>
         <w:spacing w:before="240" w:after="0" w:line="360" w:lineRule="auto"/>
-        <w:ind w:left="720" w:right="0" w:hanging="540"/>
+        <w:ind w:left="0" w:right="0" w:firstLine="0"/>
         <w:rPr>
           <w:color w:val="171717" w:themeColor="background2" w:themeShade="1A"/>
           <w:sz w:val="24"/>
@@ -3080,12 +3102,8 @@
     </w:p>
     <w:p>
       <w:pPr>
-        <w:numPr>
-          <w:ilvl w:val="0"/>
-          <w:numId w:val="2"/>
-        </w:numPr>
         <w:spacing w:before="240" w:after="0" w:line="360" w:lineRule="auto"/>
-        <w:ind w:left="720" w:right="0" w:hanging="540"/>
+        <w:ind w:left="0" w:right="0" w:firstLine="0"/>
         <w:rPr>
           <w:color w:val="171717" w:themeColor="background2" w:themeShade="1A"/>
           <w:sz w:val="24"/>
@@ -3122,12 +3140,8 @@
     </w:p>
     <w:p>
       <w:pPr>
-        <w:numPr>
-          <w:ilvl w:val="0"/>
-          <w:numId w:val="2"/>
-        </w:numPr>
         <w:spacing w:before="240" w:after="0" w:line="360" w:lineRule="auto"/>
-        <w:ind w:left="720" w:right="0" w:hanging="540"/>
+        <w:ind w:left="0" w:right="0" w:firstLine="0"/>
         <w:rPr>
           <w:color w:val="171717" w:themeColor="background2" w:themeShade="1A"/>
           <w:sz w:val="24"/>
@@ -3384,7 +3398,29 @@
           <w:sz w:val="24"/>
           <w:szCs w:val="24"/>
         </w:rPr>
-        <w:t>, Nitin &amp; Ashish, 2013)</w:t>
+        <w:t xml:space="preserve"> </w:t>
+      </w:r>
+      <w:r>
+        <w:rPr>
+          <w:i/>
+          <w:sz w:val="24"/>
+          <w:szCs w:val="24"/>
+        </w:rPr>
+        <w:t>et al.</w:t>
+      </w:r>
+      <w:r>
+        <w:rPr>
+          <w:sz w:val="24"/>
+          <w:szCs w:val="24"/>
+        </w:rPr>
+        <w:t xml:space="preserve">, </w:t>
+      </w:r>
+      <w:r>
+        <w:rPr>
+          <w:sz w:val="24"/>
+          <w:szCs w:val="24"/>
+        </w:rPr>
+        <w:t>2013)</w:t>
       </w:r>
       <w:r>
         <w:rPr>
@@ -3674,12 +3710,24 @@
         <w:spacing w:before="0"/>
         <w:rPr>
           <w:rFonts w:cs="Times New Roman"/>
-          <w:color w:val="171717" w:themeColor="background2" w:themeShade="1A"/>
-        </w:rPr>
-      </w:pPr>
-      <w:r>
+          <w:b/>
+          <w:bCs/>
+          <w:color w:val="171717" w:themeColor="background2" w:themeShade="1A"/>
+        </w:rPr>
+      </w:pPr>
+    </w:p>
+    <w:p>
+      <w:pPr>
+        <w:pStyle w:val="Heading3"/>
+        <w:spacing w:before="0"/>
         <w:rPr>
           <w:rFonts w:cs="Times New Roman"/>
+          <w:color w:val="171717" w:themeColor="background2" w:themeShade="1A"/>
+        </w:rPr>
+      </w:pPr>
+      <w:r>
+        <w:rPr>
+          <w:rFonts w:cs="Times New Roman"/>
           <w:b/>
           <w:bCs/>
           <w:color w:val="171717" w:themeColor="background2" w:themeShade="1A"/>
@@ -3689,7 +3737,7 @@
     </w:p>
     <w:p>
       <w:pPr>
-        <w:spacing w:before="240" w:after="0" w:line="360" w:lineRule="auto"/>
+        <w:spacing w:after="0" w:line="360" w:lineRule="auto"/>
         <w:ind w:left="0" w:firstLine="0"/>
         <w:rPr>
           <w:color w:val="171717" w:themeColor="background2" w:themeShade="1A"/>
@@ -3735,55 +3783,22 @@
           <w:sz w:val="24"/>
           <w:szCs w:val="24"/>
         </w:rPr>
-        <w:t xml:space="preserve">, </w:t>
-      </w:r>
-      <w:proofErr w:type="spellStart"/>
-      <w:r>
-        <w:rPr>
-          <w:sz w:val="24"/>
-          <w:szCs w:val="24"/>
-        </w:rPr>
-        <w:t>Zaidan</w:t>
-      </w:r>
-      <w:proofErr w:type="spellEnd"/>
-      <w:r>
-        <w:rPr>
-          <w:sz w:val="24"/>
-          <w:szCs w:val="24"/>
-        </w:rPr>
-        <w:t>, Al-</w:t>
-      </w:r>
-      <w:proofErr w:type="spellStart"/>
-      <w:r>
-        <w:rPr>
-          <w:sz w:val="24"/>
-          <w:szCs w:val="24"/>
-        </w:rPr>
-        <w:t>Frajat</w:t>
-      </w:r>
-      <w:proofErr w:type="spellEnd"/>
-      <w:r>
-        <w:rPr>
-          <w:sz w:val="24"/>
-          <w:szCs w:val="24"/>
-        </w:rPr>
-        <w:t xml:space="preserve"> &amp; </w:t>
-      </w:r>
-      <w:proofErr w:type="spellStart"/>
-      <w:r>
-        <w:rPr>
-          <w:sz w:val="24"/>
-          <w:szCs w:val="24"/>
-        </w:rPr>
-        <w:t>Jalab</w:t>
-      </w:r>
-      <w:proofErr w:type="spellEnd"/>
-      <w:r>
-        <w:rPr>
-          <w:sz w:val="24"/>
-          <w:szCs w:val="24"/>
-        </w:rPr>
-        <w:t>, 2010)</w:t>
+        <w:t xml:space="preserve"> </w:t>
+      </w:r>
+      <w:r>
+        <w:rPr>
+          <w:i/>
+          <w:sz w:val="24"/>
+          <w:szCs w:val="24"/>
+        </w:rPr>
+        <w:t xml:space="preserve">et al., </w:t>
+      </w:r>
+      <w:r>
+        <w:rPr>
+          <w:sz w:val="24"/>
+          <w:szCs w:val="24"/>
+        </w:rPr>
+        <w:t>2010)</w:t>
       </w:r>
       <w:r>
         <w:rPr>
@@ -4574,16 +4589,7 @@
           <w:sz w:val="24"/>
           <w:szCs w:val="24"/>
         </w:rPr>
-        <w:t>Raphael, J. &amp; Sundaram, V. (</w:t>
-      </w:r>
-      <w:bookmarkStart w:id="0" w:name="_GoBack"/>
-      <w:bookmarkEnd w:id="0"/>
-      <w:r>
-        <w:rPr>
-          <w:sz w:val="24"/>
-          <w:szCs w:val="24"/>
-        </w:rPr>
-        <w:t xml:space="preserve">2011). Cryptography and Steganography – A Survey,” </w:t>
+        <w:t xml:space="preserve">Raphael, J. &amp; Sundaram, V. (2011). Cryptography and Steganography – A Survey,” </w:t>
       </w:r>
       <w:r>
         <w:rPr>
@@ -5749,8 +5755,8 @@
   <w:abstractNum w:abstractNumId="4" w15:restartNumberingAfterBreak="0">
     <w:nsid w:val="2FD82838"/>
     <w:multiLevelType w:val="hybridMultilevel"/>
-    <w:tmpl w:val="28E65B7C"/>
-    <w:lvl w:ilvl="0" w:tplc="17F0D854">
+    <w:tmpl w:val="6E3C630C"/>
+    <w:lvl w:ilvl="0" w:tplc="576057FE">
       <w:start w:val="1"/>
       <w:numFmt w:val="lowerRoman"/>
       <w:lvlText w:val="%1."/>
@@ -5764,7 +5770,7 @@
         <w:strike w:val="0"/>
         <w:dstrike w:val="0"/>
         <w:color w:val="000000"/>
-        <w:sz w:val="28"/>
+        <w:sz w:val="24"/>
         <w:szCs w:val="20"/>
         <w:u w:val="none" w:color="000000"/>
         <w:effect w:val="none"/>
@@ -7905,6 +7911,37 @@
       <w:sz w:val="20"/>
     </w:rPr>
   </w:style>
+  <w:style w:type="paragraph" w:styleId="BalloonText">
+    <w:name w:val="Balloon Text"/>
+    <w:basedOn w:val="Normal"/>
+    <w:link w:val="BalloonTextChar"/>
+    <w:uiPriority w:val="99"/>
+    <w:semiHidden/>
+    <w:unhideWhenUsed/>
+    <w:rsid w:val="00F90FDC"/>
+    <w:pPr>
+      <w:spacing w:after="0" w:line="240" w:lineRule="auto"/>
+    </w:pPr>
+    <w:rPr>
+      <w:rFonts w:ascii="Segoe UI" w:hAnsi="Segoe UI" w:cs="Segoe UI"/>
+      <w:sz w:val="18"/>
+      <w:szCs w:val="18"/>
+    </w:rPr>
+  </w:style>
+  <w:style w:type="character" w:customStyle="1" w:styleId="BalloonTextChar">
+    <w:name w:val="Balloon Text Char"/>
+    <w:basedOn w:val="DefaultParagraphFont"/>
+    <w:link w:val="BalloonText"/>
+    <w:uiPriority w:val="99"/>
+    <w:semiHidden/>
+    <w:rsid w:val="00F90FDC"/>
+    <w:rPr>
+      <w:rFonts w:ascii="Segoe UI" w:eastAsia="Times New Roman" w:hAnsi="Segoe UI" w:cs="Segoe UI"/>
+      <w:color w:val="000000"/>
+      <w:sz w:val="18"/>
+      <w:szCs w:val="18"/>
+    </w:rPr>
+  </w:style>
 </w:styles>
 </file>
 
